--- a/hin/docx/27.content.docx
+++ b/hin/docx/27.content.docx
@@ -19,7 +19,7 @@
         <w:rPr>
           <w:lang w:val="hi_IN" w:bidi="hi_IN"/>
         </w:rPr>
-        <w:t>Resource: अध्ययन नोट्स - पुस्तक परिचय (टिंडेल)</w:t>
+        <w:t>Resource: Tyndale Open Study Notes</w:t>
       </w:r>
       <w:r>
         <w:rPr>
@@ -112,7 +112,7 @@
         <w:rPr>
           <w:lang w:val="hi_IN" w:bidi="hi_IN"/>
         </w:rPr>
-        <w:t>अध्ययन नोट्स - पुस्तक परिचय (टिंडेल)</w:t>
+        <w:t>Tyndale Open Study Notes</w:t>
       </w:r>
     </w:p>
     <w:p>

--- a/hin/docx/27.content.docx
+++ b/hin/docx/27.content.docx
@@ -19,7 +19,7 @@
         <w:rPr>
           <w:lang w:val="hi_IN" w:bidi="hi_IN"/>
         </w:rPr>
-        <w:t>Resource: Tyndale Open Study Notes</w:t>
+        <w:t>Resource: Aquifer Open Study Notes (Book Intros)</w:t>
       </w:r>
       <w:r>
         <w:rPr>
@@ -112,7 +112,7 @@
         <w:rPr>
           <w:lang w:val="hi_IN" w:bidi="hi_IN"/>
         </w:rPr>
-        <w:t>Tyndale Open Study Notes</w:t>
+        <w:t>Aquifer Open Study Notes (Book Intros)</w:t>
       </w:r>
     </w:p>
     <w:p>

--- a/hin/docx/27.content.docx
+++ b/hin/docx/27.content.docx
@@ -258,144 +258,96 @@
         </w:rPr>
         <w:t>605 ई.पू. में, बाबेल के नबूकदनेस्सर द्वितीय (605–562 ई.पू.) ने यरूशलेम पर हमला किया और कुछ इस्राएलियों को बंदी बनाकर बाबेल ले गया, जिनमें यहूदा के शाही परिवार के कुछ युवक भी शामिल थे (</w:t>
       </w:r>
-      <w:hyperlink r:id="rId13">
-        <w:r>
-          <w:rPr>
-            <w:lang w:val="hi_IN" w:bidi="hi_IN"/>
-          </w:rPr>
-          <w:rPr>
-            <w:color w:val="0000EE"/>
-            <w:u w:val="single"/>
-          </w:rPr>
-          <w:t>1:1–4</w:t>
-        </w:r>
-      </w:hyperlink>
+      <w:r>
+        <w:rPr>
+          <w:lang w:val="hi_IN" w:bidi="hi_IN"/>
+        </w:rPr>
+        <w:t>1:1–4</w:t>
+      </w:r>
       <w:r>
         <w:rPr>
           <w:lang w:val="hi_IN" w:bidi="hi_IN"/>
         </w:rPr>
         <w:t>)। इस ऐतिहासिक घटना में, परमेश्वर ने अपने लोगों को बँधुवाई में भेजना शुरू कर दिया जैसा कि उन्होंने चेतावनी दी थी कि वह करेंगे। इस्राएलियों ने परमेश्वर की वाचा तोड़कर उनके साथ विश्वासघात किया था (</w:t>
       </w:r>
-      <w:hyperlink r:id="rId14">
-        <w:r>
-          <w:rPr>
-            <w:lang w:val="hi_IN" w:bidi="hi_IN"/>
-          </w:rPr>
-          <w:rPr>
-            <w:color w:val="0000EE"/>
-            <w:u w:val="single"/>
-          </w:rPr>
-          <w:t>व्य.वि. 28:36</w:t>
-        </w:r>
-      </w:hyperlink>
+      <w:r>
+        <w:rPr>
+          <w:lang w:val="hi_IN" w:bidi="hi_IN"/>
+        </w:rPr>
+        <w:t>व्य.वि. 28:36</w:t>
+      </w:r>
       <w:r>
         <w:rPr>
           <w:lang w:val="hi_IN" w:bidi="hi_IN"/>
         </w:rPr>
         <w:t xml:space="preserve">, </w:t>
       </w:r>
-      <w:hyperlink r:id="rId15">
-        <w:r>
-          <w:rPr>
-            <w:lang w:val="hi_IN" w:bidi="hi_IN"/>
-          </w:rPr>
-          <w:rPr>
-            <w:color w:val="0000EE"/>
-            <w:u w:val="single"/>
-          </w:rPr>
-          <w:t>64</w:t>
-        </w:r>
-      </w:hyperlink>
+      <w:r>
+        <w:rPr>
+          <w:lang w:val="hi_IN" w:bidi="hi_IN"/>
+        </w:rPr>
+        <w:t>64</w:t>
+      </w:r>
       <w:r>
         <w:rPr>
           <w:lang w:val="hi_IN" w:bidi="hi_IN"/>
         </w:rPr>
         <w:t xml:space="preserve">; </w:t>
       </w:r>
-      <w:hyperlink r:id="rId16">
-        <w:r>
-          <w:rPr>
-            <w:lang w:val="hi_IN" w:bidi="hi_IN"/>
-          </w:rPr>
-          <w:rPr>
-            <w:color w:val="0000EE"/>
-            <w:u w:val="single"/>
-          </w:rPr>
-          <w:t>यिर्म 11:1–17</w:t>
-        </w:r>
-      </w:hyperlink>
+      <w:r>
+        <w:rPr>
+          <w:lang w:val="hi_IN" w:bidi="hi_IN"/>
+        </w:rPr>
+        <w:t>यिर्म 11:1–17</w:t>
+      </w:r>
       <w:r>
         <w:rPr>
           <w:lang w:val="hi_IN" w:bidi="hi_IN"/>
         </w:rPr>
         <w:t xml:space="preserve">; </w:t>
       </w:r>
-      <w:hyperlink r:id="rId17">
-        <w:r>
-          <w:rPr>
-            <w:lang w:val="hi_IN" w:bidi="hi_IN"/>
-          </w:rPr>
-          <w:rPr>
-            <w:color w:val="0000EE"/>
-            <w:u w:val="single"/>
-          </w:rPr>
-          <w:t>25:11–12</w:t>
-        </w:r>
-      </w:hyperlink>
+      <w:r>
+        <w:rPr>
+          <w:lang w:val="hi_IN" w:bidi="hi_IN"/>
+        </w:rPr>
+        <w:t>25:11–12</w:t>
+      </w:r>
       <w:r>
         <w:rPr>
           <w:lang w:val="hi_IN" w:bidi="hi_IN"/>
         </w:rPr>
         <w:t xml:space="preserve">; </w:t>
       </w:r>
-      <w:hyperlink r:id="rId18">
-        <w:r>
-          <w:rPr>
-            <w:lang w:val="hi_IN" w:bidi="hi_IN"/>
-          </w:rPr>
-          <w:rPr>
-            <w:color w:val="0000EE"/>
-            <w:u w:val="single"/>
-          </w:rPr>
-          <w:t>29:10–11</w:t>
-        </w:r>
-      </w:hyperlink>
+      <w:r>
+        <w:rPr>
+          <w:lang w:val="hi_IN" w:bidi="hi_IN"/>
+        </w:rPr>
+        <w:t>29:10–11</w:t>
+      </w:r>
       <w:r>
         <w:rPr>
           <w:lang w:val="hi_IN" w:bidi="hi_IN"/>
         </w:rPr>
         <w:t>)। शक्तिशाली राजा नबूकदनेस्सर के माध्यम से, परमेश्वर ने अपने लोगों इस्राएल का न्याय किया (</w:t>
       </w:r>
-      <w:hyperlink r:id="rId19">
-        <w:r>
-          <w:rPr>
-            <w:lang w:val="hi_IN" w:bidi="hi_IN"/>
-          </w:rPr>
-          <w:rPr>
-            <w:color w:val="0000EE"/>
-            <w:u w:val="single"/>
-          </w:rPr>
-          <w:t>यिर्म 25:9</w:t>
-        </w:r>
-      </w:hyperlink>
+      <w:r>
+        <w:rPr>
+          <w:lang w:val="hi_IN" w:bidi="hi_IN"/>
+        </w:rPr>
+        <w:t>यिर्म 25:9</w:t>
+      </w:r>
       <w:r>
         <w:rPr>
           <w:lang w:val="hi_IN" w:bidi="hi_IN"/>
         </w:rPr>
         <w:t>)। उस समय, दानिय्येल और उसके मित्रों को नबूकदनेस्सर के आदेशानुसार संस्कृति ग्रहण करने की एक प्रक्रिया को शुरू करना पड़ा, जिससे प्रभु के पवित्र लोगों के रूप में उनकी पहचान को कुशलता से निष्क्रिय करते हुए उनके अन्यजातिय जीवन शैली में समाहित हो जाने का खतरा उत्पन्न हो गया था (</w:t>
       </w:r>
-      <w:hyperlink r:id="rId20">
-        <w:r>
-          <w:rPr>
-            <w:lang w:val="hi_IN" w:bidi="hi_IN"/>
-          </w:rPr>
-          <w:rPr>
-            <w:color w:val="0000EE"/>
-            <w:u w:val="single"/>
-          </w:rPr>
-          <w:t>निर्ग 19:5–6</w:t>
-        </w:r>
-      </w:hyperlink>
+      <w:r>
+        <w:rPr>
+          <w:lang w:val="hi_IN" w:bidi="hi_IN"/>
+        </w:rPr>
+        <w:t>निर्ग 19:5–6</w:t>
+      </w:r>
       <w:r>
         <w:rPr>
           <w:lang w:val="hi_IN" w:bidi="hi_IN"/>
@@ -416,36 +368,24 @@
         </w:rPr>
         <w:t>इस बीच, बाबेल के लोगों ने यहूदा और यरूशलेम को तबाह करना जारी रखा। 597 ई.पू. में, और इस्राएलियों को बाबेल ले जाया गया और 586 ई.पू. में, यरूशलेम को नष्ट कर दिया गया। 586 ई.पू. के बाद, यहूदा अब एक राष्ट्र नहीं रहा था; परमेश्वर के लोग पूरी तरह से असहाय और निराश थे। अपने अस्तित्व के इस निम्न बिंदु पर, परमेश्वर के लोग राष्ट्रों की पूँछ बन गए, न कि उनका सिर (</w:t>
       </w:r>
-      <w:hyperlink r:id="rId21">
-        <w:r>
-          <w:rPr>
-            <w:lang w:val="hi_IN" w:bidi="hi_IN"/>
-          </w:rPr>
-          <w:rPr>
-            <w:color w:val="0000EE"/>
-            <w:u w:val="single"/>
-          </w:rPr>
-          <w:t>व्य.वि 28:13</w:t>
-        </w:r>
-      </w:hyperlink>
+      <w:r>
+        <w:rPr>
+          <w:lang w:val="hi_IN" w:bidi="hi_IN"/>
+        </w:rPr>
+        <w:t>व्य.वि 28:13</w:t>
+      </w:r>
       <w:r>
         <w:rPr>
           <w:lang w:val="hi_IN" w:bidi="hi_IN"/>
         </w:rPr>
         <w:t xml:space="preserve">, </w:t>
       </w:r>
-      <w:hyperlink r:id="rId22">
-        <w:r>
-          <w:rPr>
-            <w:lang w:val="hi_IN" w:bidi="hi_IN"/>
-          </w:rPr>
-          <w:rPr>
-            <w:color w:val="0000EE"/>
-            <w:u w:val="single"/>
-          </w:rPr>
-          <w:t>44</w:t>
-        </w:r>
-      </w:hyperlink>
+      <w:r>
+        <w:rPr>
+          <w:lang w:val="hi_IN" w:bidi="hi_IN"/>
+        </w:rPr>
+        <w:t>44</w:t>
+      </w:r>
       <w:r>
         <w:rPr>
           <w:lang w:val="hi_IN" w:bidi="hi_IN"/>
@@ -466,54 +406,36 @@
         </w:rPr>
         <w:t>यह वादा कि अब्राहम के वंशज सभी राष्ट्रों के लिए आशीष का मूल बनेंगे, निराशाजनक रूप से असफल प्रतीत हो रहा था (</w:t>
       </w:r>
-      <w:hyperlink r:id="rId23">
-        <w:r>
-          <w:rPr>
-            <w:lang w:val="hi_IN" w:bidi="hi_IN"/>
-          </w:rPr>
-          <w:rPr>
-            <w:color w:val="0000EE"/>
-            <w:u w:val="single"/>
-          </w:rPr>
-          <w:t>उत 12:1–3</w:t>
-        </w:r>
-      </w:hyperlink>
+      <w:r>
+        <w:rPr>
+          <w:lang w:val="hi_IN" w:bidi="hi_IN"/>
+        </w:rPr>
+        <w:t>उत 12:1–3</w:t>
+      </w:r>
       <w:r>
         <w:rPr>
           <w:lang w:val="hi_IN" w:bidi="hi_IN"/>
         </w:rPr>
         <w:t>)। प्राचीन निकट पूर्व की महान अन्यजातिय महाशक्तियों ने, पहले अश्शूर और फिर बाबेल ने दुनिया पर शासन किया। इस्राएल के साथ बँधुवाई में क्या होगा? अब्राहम, इसहाक, याकूब, मूसा (</w:t>
       </w:r>
-      <w:hyperlink r:id="rId24">
-        <w:r>
-          <w:rPr>
-            <w:lang w:val="hi_IN" w:bidi="hi_IN"/>
-          </w:rPr>
-          <w:rPr>
-            <w:color w:val="0000EE"/>
-            <w:u w:val="single"/>
-          </w:rPr>
-          <w:t>निर्ग 19–20</w:t>
-        </w:r>
-      </w:hyperlink>
+      <w:r>
+        <w:rPr>
+          <w:lang w:val="hi_IN" w:bidi="hi_IN"/>
+        </w:rPr>
+        <w:t>निर्ग 19–20</w:t>
+      </w:r>
       <w:r>
         <w:rPr>
           <w:lang w:val="hi_IN" w:bidi="hi_IN"/>
         </w:rPr>
         <w:t>), और दाऊद (</w:t>
       </w:r>
-      <w:hyperlink r:id="rId25">
-        <w:r>
-          <w:rPr>
-            <w:lang w:val="hi_IN" w:bidi="hi_IN"/>
-          </w:rPr>
-          <w:rPr>
-            <w:color w:val="0000EE"/>
-            <w:u w:val="single"/>
-          </w:rPr>
-          <w:t>2 शमु 7:1–29</w:t>
-        </w:r>
-      </w:hyperlink>
+      <w:r>
+        <w:rPr>
+          <w:lang w:val="hi_IN" w:bidi="hi_IN"/>
+        </w:rPr>
+        <w:t>2 शमु 7:1–29</w:t>
+      </w:r>
       <w:r>
         <w:rPr>
           <w:lang w:val="hi_IN" w:bidi="hi_IN"/>
@@ -534,18 +456,12 @@
         </w:rPr>
         <w:t xml:space="preserve">दानिय्येल ने अपनी खराई को बनाए रखा, अपने लोगों को सम्मानित किया, और बेबल की बँधुवाई के अंत तक कई बाबेली राजाओं के शासनकाल के दौरान अपने परमेश्वर की महिमा की। जब परमेश्वर के लोग “बँधुवाई की मृत्यु” ( </w:t>
       </w:r>
-      <w:hyperlink r:id="rId26">
-        <w:r>
-          <w:rPr>
-            <w:lang w:val="hi_IN" w:bidi="hi_IN"/>
-          </w:rPr>
-          <w:rPr>
-            <w:color w:val="0000EE"/>
-            <w:u w:val="single"/>
-          </w:rPr>
-          <w:t>यहेज 37</w:t>
-        </w:r>
-      </w:hyperlink>
+      <w:r>
+        <w:rPr>
+          <w:lang w:val="hi_IN" w:bidi="hi_IN"/>
+        </w:rPr>
+        <w:t>यहेज 37</w:t>
+      </w:r>
       <w:r>
         <w:rPr>
           <w:lang w:val="hi_IN" w:bidi="hi_IN"/>
@@ -566,90 +482,60 @@
         </w:rPr>
         <w:t>539 ई.पू. में, फारस के कुस्रू ने दुनिया को हिला कर रख दिया, उसने बाबेल पर आक्रमण करके, राजधानी में प्रवेश करके उसे और उसके ईश निंदक शासक बेलशस्सर को अपने अधीन कर लिया, ठीक वैसे ही जैसे यशायाह ने भविष्यवाणी की थी कि वह करेगा (</w:t>
       </w:r>
-      <w:hyperlink r:id="rId27">
-        <w:r>
-          <w:rPr>
-            <w:lang w:val="hi_IN" w:bidi="hi_IN"/>
-          </w:rPr>
-          <w:rPr>
-            <w:color w:val="0000EE"/>
-            <w:u w:val="single"/>
-          </w:rPr>
-          <w:t>यशा 44:26–45:7</w:t>
-        </w:r>
-      </w:hyperlink>
+      <w:r>
+        <w:rPr>
+          <w:lang w:val="hi_IN" w:bidi="hi_IN"/>
+        </w:rPr>
+        <w:t>यशा 44:26–45:7</w:t>
+      </w:r>
       <w:r>
         <w:rPr>
           <w:lang w:val="hi_IN" w:bidi="hi_IN"/>
         </w:rPr>
         <w:t>)। दानिय्येल उस आदेश का साक्षी बना जिसके अनुसार बंदी लोग अपने घर लौट सकते थे (</w:t>
       </w:r>
-      <w:hyperlink r:id="rId28">
-        <w:r>
-          <w:rPr>
-            <w:lang w:val="hi_IN" w:bidi="hi_IN"/>
-          </w:rPr>
-          <w:rPr>
-            <w:color w:val="0000EE"/>
-            <w:u w:val="single"/>
-          </w:rPr>
-          <w:t>एज्रा 1:2–4</w:t>
-        </w:r>
-      </w:hyperlink>
+      <w:r>
+        <w:rPr>
+          <w:lang w:val="hi_IN" w:bidi="hi_IN"/>
+        </w:rPr>
+        <w:t>एज्रा 1:2–4</w:t>
+      </w:r>
       <w:r>
         <w:rPr>
           <w:lang w:val="hi_IN" w:bidi="hi_IN"/>
         </w:rPr>
         <w:t xml:space="preserve"> देखें)। इससे यिर्मयाह की भविष्यवाणी पूरी हुई (</w:t>
       </w:r>
-      <w:hyperlink r:id="rId17">
-        <w:r>
-          <w:rPr>
-            <w:lang w:val="hi_IN" w:bidi="hi_IN"/>
-          </w:rPr>
-          <w:rPr>
-            <w:color w:val="0000EE"/>
-            <w:u w:val="single"/>
-          </w:rPr>
-          <w:t>यिर्म 25:11–12</w:t>
-        </w:r>
-      </w:hyperlink>
+      <w:r>
+        <w:rPr>
+          <w:lang w:val="hi_IN" w:bidi="hi_IN"/>
+        </w:rPr>
+        <w:t>यिर्म 25:11–12</w:t>
+      </w:r>
       <w:r>
         <w:rPr>
           <w:lang w:val="hi_IN" w:bidi="hi_IN"/>
         </w:rPr>
         <w:t xml:space="preserve">; </w:t>
       </w:r>
-      <w:hyperlink r:id="rId18">
-        <w:r>
-          <w:rPr>
-            <w:lang w:val="hi_IN" w:bidi="hi_IN"/>
-          </w:rPr>
-          <w:rPr>
-            <w:color w:val="0000EE"/>
-            <w:u w:val="single"/>
-          </w:rPr>
-          <w:t>29:10–11</w:t>
-        </w:r>
-      </w:hyperlink>
+      <w:r>
+        <w:rPr>
+          <w:lang w:val="hi_IN" w:bidi="hi_IN"/>
+        </w:rPr>
+        <w:t>29:10–11</w:t>
+      </w:r>
       <w:r>
         <w:rPr>
           <w:lang w:val="hi_IN" w:bidi="hi_IN"/>
         </w:rPr>
         <w:t xml:space="preserve">) और उसी वर्ष के शुरू में की गई दानिय्येल की प्रार्थना का उत्तर मिला (दानि </w:t>
       </w:r>
-      <w:hyperlink r:id="rId29">
-        <w:r>
-          <w:rPr>
-            <w:lang w:val="hi_IN" w:bidi="hi_IN"/>
-          </w:rPr>
-          <w:rPr>
-            <w:color w:val="0000EE"/>
-            <w:u w:val="single"/>
-          </w:rPr>
-          <w:t>9:1–19</w:t>
-        </w:r>
-      </w:hyperlink>
+      <w:r>
+        <w:rPr>
+          <w:lang w:val="hi_IN" w:bidi="hi_IN"/>
+        </w:rPr>
+        <w:t>9:1–19</w:t>
+      </w:r>
       <w:r>
         <w:rPr>
           <w:lang w:val="hi_IN" w:bidi="hi_IN"/>
@@ -695,126 +581,84 @@
         </w:rPr>
         <w:t xml:space="preserve">दानिय्येल की पुस्तक 605 ई.पू. से लेकर लगभग 535 ई.पू. तक की अवधि का वर्णन करती है। </w:t>
       </w:r>
-      <w:hyperlink r:id="rId30">
-        <w:r>
-          <w:rPr>
-            <w:lang w:val="hi_IN" w:bidi="hi_IN"/>
-          </w:rPr>
-          <w:rPr>
-            <w:color w:val="0000EE"/>
-            <w:u w:val="single"/>
-          </w:rPr>
-          <w:t>अध्याय 1–6</w:t>
-        </w:r>
-      </w:hyperlink>
+      <w:r>
+        <w:rPr>
+          <w:lang w:val="hi_IN" w:bidi="hi_IN"/>
+        </w:rPr>
+        <w:t>अध्याय 1–6</w:t>
+      </w:r>
       <w:r>
         <w:rPr>
           <w:lang w:val="hi_IN" w:bidi="hi_IN"/>
         </w:rPr>
         <w:t xml:space="preserve"> में ऐसी घटनाएँ और कहानियाँ हैं जो दानिय्येल और उसके मित्रों के प्रति परमेश्वर की विश्वासयोग्यता को वैसे ही प्रदर्शित करती हैं, जैसे वे परमेश्वर और उनकी व्यवस्था के प्रति विश्वासपात्र बने रहे थे। तीन बार, इब्रानी बन्धुओं को ऐसे शाही आदेशों का सामना करना पड़ा जो परमेश्वर की व्यवस्था के विरुद्ध थे (</w:t>
       </w:r>
-      <w:hyperlink r:id="rId31">
-        <w:r>
-          <w:rPr>
-            <w:lang w:val="hi_IN" w:bidi="hi_IN"/>
-          </w:rPr>
-          <w:rPr>
-            <w:color w:val="0000EE"/>
-            <w:u w:val="single"/>
-          </w:rPr>
-          <w:t>अध्याय 1</w:t>
-        </w:r>
-      </w:hyperlink>
+      <w:r>
+        <w:rPr>
+          <w:lang w:val="hi_IN" w:bidi="hi_IN"/>
+        </w:rPr>
+        <w:t>अध्याय 1</w:t>
+      </w:r>
       <w:r>
         <w:rPr>
           <w:lang w:val="hi_IN" w:bidi="hi_IN"/>
         </w:rPr>
         <w:t xml:space="preserve">, </w:t>
       </w:r>
-      <w:hyperlink r:id="rId32">
-        <w:r>
-          <w:rPr>
-            <w:lang w:val="hi_IN" w:bidi="hi_IN"/>
-          </w:rPr>
-          <w:rPr>
-            <w:color w:val="0000EE"/>
-            <w:u w:val="single"/>
-          </w:rPr>
-          <w:t>3</w:t>
-        </w:r>
-      </w:hyperlink>
+      <w:r>
+        <w:rPr>
+          <w:lang w:val="hi_IN" w:bidi="hi_IN"/>
+        </w:rPr>
+        <w:t>3</w:t>
+      </w:r>
       <w:r>
         <w:rPr>
           <w:lang w:val="hi_IN" w:bidi="hi_IN"/>
         </w:rPr>
         <w:t xml:space="preserve">, </w:t>
       </w:r>
-      <w:hyperlink r:id="rId33">
-        <w:r>
-          <w:rPr>
-            <w:lang w:val="hi_IN" w:bidi="hi_IN"/>
-          </w:rPr>
-          <w:rPr>
-            <w:color w:val="0000EE"/>
-            <w:u w:val="single"/>
-          </w:rPr>
-          <w:t>6</w:t>
-        </w:r>
-      </w:hyperlink>
+      <w:r>
+        <w:rPr>
+          <w:lang w:val="hi_IN" w:bidi="hi_IN"/>
+        </w:rPr>
+        <w:t>6</w:t>
+      </w:r>
       <w:r>
         <w:rPr>
           <w:lang w:val="hi_IN" w:bidi="hi_IN"/>
         </w:rPr>
         <w:t>); तीनों बार, उन्होंने परमेश्वर की आज्ञा मानते हुए बुद्धि का प्रदर्शन किया, और परमेश्वर ने उन्हें हानि से बचा लिया। तीन बार, परमेश्वर ने दानिय्येल के माध्यम से उन रहस्योद्घाटनों की व्याख्या करने के लिए बात की, जो उन्होंने अन्य जाति के राजाओं को दिए थे (</w:t>
       </w:r>
-      <w:hyperlink r:id="rId34">
-        <w:r>
-          <w:rPr>
-            <w:lang w:val="hi_IN" w:bidi="hi_IN"/>
-          </w:rPr>
-          <w:rPr>
-            <w:color w:val="0000EE"/>
-            <w:u w:val="single"/>
-          </w:rPr>
-          <w:t>अध्याय 2</w:t>
-        </w:r>
-      </w:hyperlink>
+      <w:r>
+        <w:rPr>
+          <w:lang w:val="hi_IN" w:bidi="hi_IN"/>
+        </w:rPr>
+        <w:t>अध्याय 2</w:t>
+      </w:r>
       <w:r>
         <w:rPr>
           <w:lang w:val="hi_IN" w:bidi="hi_IN"/>
         </w:rPr>
         <w:t xml:space="preserve">, </w:t>
       </w:r>
-      <w:hyperlink r:id="rId35">
-        <w:r>
-          <w:rPr>
-            <w:lang w:val="hi_IN" w:bidi="hi_IN"/>
-          </w:rPr>
-          <w:rPr>
-            <w:color w:val="0000EE"/>
-            <w:u w:val="single"/>
-          </w:rPr>
-          <w:t>4</w:t>
-        </w:r>
-      </w:hyperlink>
+      <w:r>
+        <w:rPr>
+          <w:lang w:val="hi_IN" w:bidi="hi_IN"/>
+        </w:rPr>
+        <w:t>4</w:t>
+      </w:r>
       <w:r>
         <w:rPr>
           <w:lang w:val="hi_IN" w:bidi="hi_IN"/>
         </w:rPr>
         <w:t xml:space="preserve">, </w:t>
       </w:r>
-      <w:hyperlink r:id="rId36">
-        <w:r>
-          <w:rPr>
-            <w:lang w:val="hi_IN" w:bidi="hi_IN"/>
-          </w:rPr>
-          <w:rPr>
-            <w:color w:val="0000EE"/>
-            <w:u w:val="single"/>
-          </w:rPr>
-          <w:t>5</w:t>
-        </w:r>
-      </w:hyperlink>
+      <w:r>
+        <w:rPr>
+          <w:lang w:val="hi_IN" w:bidi="hi_IN"/>
+        </w:rPr>
+        <w:t>5</w:t>
+      </w:r>
       <w:r>
         <w:rPr>
           <w:lang w:val="hi_IN" w:bidi="hi_IN"/>
@@ -829,108 +673,72 @@
           <w:lang w:val="hi_IN" w:bidi="hi_IN"/>
         </w:rPr>
       </w:r>
-      <w:hyperlink r:id="rId37">
-        <w:r>
-          <w:rPr>
-            <w:lang w:val="hi_IN" w:bidi="hi_IN"/>
-          </w:rPr>
-          <w:rPr>
-            <w:color w:val="0000EE"/>
-            <w:u w:val="single"/>
-          </w:rPr>
-          <w:t>अध्याय 7–12</w:t>
-        </w:r>
-      </w:hyperlink>
+      <w:r>
+        <w:rPr>
+          <w:lang w:val="hi_IN" w:bidi="hi_IN"/>
+        </w:rPr>
+        <w:t>अध्याय 7–12</w:t>
+      </w:r>
       <w:r>
         <w:rPr>
           <w:lang w:val="hi_IN" w:bidi="hi_IN"/>
         </w:rPr>
         <w:t xml:space="preserve"> में, ध्यान इतिहास के प्रवाह पर परमेश्वर की प्रभुता पर केंद्रित हो जाता है। </w:t>
       </w:r>
-      <w:hyperlink r:id="rId38">
-        <w:r>
-          <w:rPr>
-            <w:lang w:val="hi_IN" w:bidi="hi_IN"/>
-          </w:rPr>
-          <w:rPr>
-            <w:color w:val="0000EE"/>
-            <w:u w:val="single"/>
-          </w:rPr>
-          <w:t>अध्याय 7</w:t>
-        </w:r>
-      </w:hyperlink>
+      <w:r>
+        <w:rPr>
+          <w:lang w:val="hi_IN" w:bidi="hi_IN"/>
+        </w:rPr>
+        <w:t>अध्याय 7</w:t>
+      </w:r>
       <w:r>
         <w:rPr>
           <w:lang w:val="hi_IN" w:bidi="hi_IN"/>
         </w:rPr>
         <w:t xml:space="preserve"> में पशु प्रतीकों का उपयोग करके वही कहानी बताई गयी है जो </w:t>
       </w:r>
-      <w:hyperlink r:id="rId34">
-        <w:r>
-          <w:rPr>
-            <w:lang w:val="hi_IN" w:bidi="hi_IN"/>
-          </w:rPr>
-          <w:rPr>
-            <w:color w:val="0000EE"/>
-            <w:u w:val="single"/>
-          </w:rPr>
-          <w:t>अध्याय 2</w:t>
-        </w:r>
-      </w:hyperlink>
+      <w:r>
+        <w:rPr>
+          <w:lang w:val="hi_IN" w:bidi="hi_IN"/>
+        </w:rPr>
+        <w:t>अध्याय 2</w:t>
+      </w:r>
       <w:r>
         <w:rPr>
           <w:lang w:val="hi_IN" w:bidi="hi_IN"/>
         </w:rPr>
         <w:t xml:space="preserve"> में है: विश्व का इतिहास परमेश्वर के राज्य की स्थापना में समाप्त होगा, लेकिन पहले परमेश्वर और उनके उद्देश्यों का घोर विरोध होगा। अध्याय 8 फारस और यूनान की भूमिकाओं पर प्रकाश डालता है, जिसका समापन एक दुष्ट शासक के कृत्यों में होता है जो परमेश्वर के लोगों का विरोध करता है। अध्याय 9 में दानिय्येल की अद्भुत प्रार्थना है जो यिर्मयाह की सत्तर वर्ष के दासत्व की भविष्यवाणी से प्रेरित है (</w:t>
       </w:r>
-      <w:hyperlink r:id="rId39">
-        <w:r>
-          <w:rPr>
-            <w:lang w:val="hi_IN" w:bidi="hi_IN"/>
-          </w:rPr>
-          <w:rPr>
-            <w:color w:val="0000EE"/>
-            <w:u w:val="single"/>
-          </w:rPr>
-          <w:t>9:1–2</w:t>
-        </w:r>
-      </w:hyperlink>
+      <w:r>
+        <w:rPr>
+          <w:lang w:val="hi_IN" w:bidi="hi_IN"/>
+        </w:rPr>
+        <w:t>9:1–2</w:t>
+      </w:r>
       <w:r>
         <w:rPr>
           <w:lang w:val="hi_IN" w:bidi="hi_IN"/>
         </w:rPr>
         <w:t xml:space="preserve">)। इस प्रार्थना ने परमेश्वर के हृदय को छु लिया और बँधुवाई को समाप्त करने में मदद की। प्रार्थना के परिणामस्वरूप, स्वर्गदूत गब्रिएल को आने वाले सत्तर सप्ताहों को प्रगट करने के लिए दानिय्येल के पास भेजा गया, जो कि परमेश्वर की अपने लोगों को स्थापित करने और उनके उत्पीड़कों से निपटने की योजना का एक संक्षिप्त विवरण है। </w:t>
       </w:r>
-      <w:hyperlink r:id="rId40">
-        <w:r>
-          <w:rPr>
-            <w:lang w:val="hi_IN" w:bidi="hi_IN"/>
-          </w:rPr>
-          <w:rPr>
-            <w:color w:val="0000EE"/>
-            <w:u w:val="single"/>
-          </w:rPr>
-          <w:t>अध्याय 10–12</w:t>
-        </w:r>
-      </w:hyperlink>
+      <w:r>
+        <w:rPr>
+          <w:lang w:val="hi_IN" w:bidi="hi_IN"/>
+        </w:rPr>
+        <w:t>अध्याय 10–12</w:t>
+      </w:r>
       <w:r>
         <w:rPr>
           <w:lang w:val="hi_IN" w:bidi="hi_IN"/>
         </w:rPr>
         <w:t xml:space="preserve"> में, पुस्तक एक अंतिम दर्शन के साथ समाप्त होती है जो कुस्रू के तीसरे वर्ष (536 ई.पू.) से लेकर यूनान और रोम के समय तक और पुनरुत्थान के समय तक के इतिहास को चित्रित करती है। दानिय्येल अपनी बुलाहट के प्रति विश्वासयोग्य था, और परमेश्वर वादा करते हैं कि वह अंत में उसे जिलाएंगे (</w:t>
       </w:r>
-      <w:hyperlink r:id="rId41">
-        <w:r>
-          <w:rPr>
-            <w:lang w:val="hi_IN" w:bidi="hi_IN"/>
-          </w:rPr>
-          <w:rPr>
-            <w:color w:val="0000EE"/>
-            <w:u w:val="single"/>
-          </w:rPr>
-          <w:t>12:13</w:t>
-        </w:r>
-      </w:hyperlink>
+      <w:r>
+        <w:rPr>
+          <w:lang w:val="hi_IN" w:bidi="hi_IN"/>
+        </w:rPr>
+        <w:t>12:13</w:t>
+      </w:r>
       <w:r>
         <w:rPr>
           <w:lang w:val="hi_IN" w:bidi="hi_IN"/>
@@ -962,108 +770,72 @@
         </w:rPr>
         <w:t>विद्वानों ने इस बात पर अंतहीन बहस की है कि दानिय्येल की पुस्तक को अंतिम रूप कब दिया गया था। अधिकांश पारंपरिक विद्वानों का तर्क है कि दानिय्येल ने यह पुस्तक 500 ई.पू. के अंत में लिखी थी। यह पुस्तक भविष्यवाणी होने का दावा करती है (</w:t>
       </w:r>
-      <w:hyperlink r:id="rId42">
-        <w:r>
-          <w:rPr>
-            <w:lang w:val="hi_IN" w:bidi="hi_IN"/>
-          </w:rPr>
-          <w:rPr>
-            <w:color w:val="0000EE"/>
-            <w:u w:val="single"/>
-          </w:rPr>
-          <w:t>2:29–31</w:t>
-        </w:r>
-      </w:hyperlink>
+      <w:r>
+        <w:rPr>
+          <w:lang w:val="hi_IN" w:bidi="hi_IN"/>
+        </w:rPr>
+        <w:t>2:29–31</w:t>
+      </w:r>
       <w:r>
         <w:rPr>
           <w:lang w:val="hi_IN" w:bidi="hi_IN"/>
         </w:rPr>
         <w:t xml:space="preserve">; </w:t>
       </w:r>
-      <w:hyperlink r:id="rId43">
-        <w:r>
-          <w:rPr>
-            <w:lang w:val="hi_IN" w:bidi="hi_IN"/>
-          </w:rPr>
-          <w:rPr>
-            <w:color w:val="0000EE"/>
-            <w:u w:val="single"/>
-          </w:rPr>
-          <w:t>4:24</w:t>
-        </w:r>
-      </w:hyperlink>
+      <w:r>
+        <w:rPr>
+          <w:lang w:val="hi_IN" w:bidi="hi_IN"/>
+        </w:rPr>
+        <w:t>4:24</w:t>
+      </w:r>
       <w:r>
         <w:rPr>
           <w:lang w:val="hi_IN" w:bidi="hi_IN"/>
         </w:rPr>
         <w:t xml:space="preserve">; </w:t>
       </w:r>
-      <w:hyperlink r:id="rId37">
-        <w:r>
-          <w:rPr>
-            <w:lang w:val="hi_IN" w:bidi="hi_IN"/>
-          </w:rPr>
-          <w:rPr>
-            <w:color w:val="0000EE"/>
-            <w:u w:val="single"/>
-          </w:rPr>
-          <w:t>7:1–12:13</w:t>
-        </w:r>
-      </w:hyperlink>
+      <w:r>
+        <w:rPr>
+          <w:lang w:val="hi_IN" w:bidi="hi_IN"/>
+        </w:rPr>
+        <w:t>7:1–12:13</w:t>
+      </w:r>
       <w:r>
         <w:rPr>
           <w:lang w:val="hi_IN" w:bidi="hi_IN"/>
         </w:rPr>
         <w:t>), और लेखक ने दानिय्येल को 500 के दशक में रखा है (</w:t>
       </w:r>
-      <w:hyperlink r:id="rId44">
-        <w:r>
-          <w:rPr>
-            <w:lang w:val="hi_IN" w:bidi="hi_IN"/>
-          </w:rPr>
-          <w:rPr>
-            <w:color w:val="0000EE"/>
-            <w:u w:val="single"/>
-          </w:rPr>
-          <w:t>2:1</w:t>
-        </w:r>
-      </w:hyperlink>
+      <w:r>
+        <w:rPr>
+          <w:lang w:val="hi_IN" w:bidi="hi_IN"/>
+        </w:rPr>
+        <w:t>2:1</w:t>
+      </w:r>
       <w:r>
         <w:rPr>
           <w:lang w:val="hi_IN" w:bidi="hi_IN"/>
         </w:rPr>
         <w:t xml:space="preserve">; </w:t>
       </w:r>
-      <w:hyperlink r:id="rId45">
-        <w:r>
-          <w:rPr>
-            <w:lang w:val="hi_IN" w:bidi="hi_IN"/>
-          </w:rPr>
-          <w:rPr>
-            <w:color w:val="0000EE"/>
-            <w:u w:val="single"/>
-          </w:rPr>
-          <w:t>5:1</w:t>
-        </w:r>
-      </w:hyperlink>
+      <w:r>
+        <w:rPr>
+          <w:lang w:val="hi_IN" w:bidi="hi_IN"/>
+        </w:rPr>
+        <w:t>5:1</w:t>
+      </w:r>
       <w:r>
         <w:rPr>
           <w:lang w:val="hi_IN" w:bidi="hi_IN"/>
         </w:rPr>
         <w:t xml:space="preserve">; </w:t>
       </w:r>
-      <w:hyperlink r:id="rId46">
-        <w:r>
-          <w:rPr>
-            <w:lang w:val="hi_IN" w:bidi="hi_IN"/>
-          </w:rPr>
-          <w:rPr>
-            <w:color w:val="0000EE"/>
-            <w:u w:val="single"/>
-          </w:rPr>
-          <w:t>10:1</w:t>
-        </w:r>
-      </w:hyperlink>
+      <w:r>
+        <w:rPr>
+          <w:lang w:val="hi_IN" w:bidi="hi_IN"/>
+        </w:rPr>
+        <w:t>10:1</w:t>
+      </w:r>
       <w:r>
         <w:rPr>
           <w:lang w:val="hi_IN" w:bidi="hi_IN"/>
@@ -1084,18 +856,12 @@
         </w:rPr>
         <w:t xml:space="preserve">अन्य विद्वान इस पुस्तक की तिथि लगभग 164 ई.पू. होने का तर्क देते हैं, मुख्य रूप से क्योंकि दानिय्येल ने उस समय तक की घटनाओं का वर्णन किया है - </w:t>
       </w:r>
-      <w:hyperlink r:id="rId47">
-        <w:r>
-          <w:rPr>
-            <w:lang w:val="hi_IN" w:bidi="hi_IN"/>
-          </w:rPr>
-          <w:rPr>
-            <w:color w:val="0000EE"/>
-            <w:u w:val="single"/>
-          </w:rPr>
-          <w:t>11:1–35</w:t>
-        </w:r>
-      </w:hyperlink>
+      <w:r>
+        <w:rPr>
+          <w:lang w:val="hi_IN" w:bidi="hi_IN"/>
+        </w:rPr>
+        <w:t>11:1–35</w:t>
+      </w:r>
       <w:r>
         <w:rPr>
           <w:lang w:val="hi_IN" w:bidi="hi_IN"/>
@@ -1116,36 +882,24 @@
         </w:rPr>
         <w:t>हालांकि, इस पुस्तक की प्रारंभिक तिथि को अस्वीकार करने में समस्याएँ हैं। सबसे महत्वपूर्ण बात यह है कि वर्तमान रूप में पुस्तक का लेखक स्पष्ट रूप से दानिय्येल को ही माना जाता है; और बाद की तिथि को मानने का अर्थ होगा कि दानिय्येल लेखक नहीं हो सकता था। यदि दानिय्येल ने स्वयं भविष्यवाणियां नहीं लिखी होतीं, तो पुस्तक के दावे में उस सत्यनिष्ठा की कमी होती जो परमेश्वर के प्रेरित भविष्यद्वक्ताओं से अपेक्षित है और इसे इब्रानी संहिता में स्वीकार किए जाने में कठिनाई का सामना करना पड़ता। दानिय्येल के प्रमुख दावों में से एक यह है कि परमेश्वर भविष्यवाणी कर सकते हैं (</w:t>
       </w:r>
-      <w:hyperlink r:id="rId48">
-        <w:r>
-          <w:rPr>
-            <w:lang w:val="hi_IN" w:bidi="hi_IN"/>
-          </w:rPr>
-          <w:rPr>
-            <w:color w:val="0000EE"/>
-            <w:u w:val="single"/>
-          </w:rPr>
-          <w:t>2:27–29</w:t>
-        </w:r>
-      </w:hyperlink>
+      <w:r>
+        <w:rPr>
+          <w:lang w:val="hi_IN" w:bidi="hi_IN"/>
+        </w:rPr>
+        <w:t>2:27–29</w:t>
+      </w:r>
       <w:r>
         <w:rPr>
           <w:lang w:val="hi_IN" w:bidi="hi_IN"/>
         </w:rPr>
         <w:t xml:space="preserve">; </w:t>
       </w:r>
-      <w:hyperlink r:id="rId49">
-        <w:r>
-          <w:rPr>
-            <w:lang w:val="hi_IN" w:bidi="hi_IN"/>
-          </w:rPr>
-          <w:rPr>
-            <w:color w:val="0000EE"/>
-            <w:u w:val="single"/>
-          </w:rPr>
-          <w:t>10:21</w:t>
-        </w:r>
-      </w:hyperlink>
+      <w:r>
+        <w:rPr>
+          <w:lang w:val="hi_IN" w:bidi="hi_IN"/>
+        </w:rPr>
+        <w:t>10:21</w:t>
+      </w:r>
       <w:r>
         <w:rPr>
           <w:lang w:val="hi_IN" w:bidi="hi_IN"/>
@@ -1219,90 +973,60 @@
         </w:rPr>
         <w:t>दानिय्येल एक बुद्धि साहित्य के रूप में। दानिय्येल एक बुद्धि की पुस्तक है जिसका उद्देश्य परमेश्वर के लोगों को परमेश्वर के मार्गों में बुद्धिमान बनाना है। बुद्धिमान व्यक्ति कष्ट सहने से शुद्ध होता है, धार्मिकता का मार्ग ढूंढ़ता है, और दूसरों को भी उस मार्ग पर ले जाता है (</w:t>
       </w:r>
-      <w:hyperlink r:id="rId50">
-        <w:r>
-          <w:rPr>
-            <w:lang w:val="hi_IN" w:bidi="hi_IN"/>
-          </w:rPr>
-          <w:rPr>
-            <w:color w:val="0000EE"/>
-            <w:u w:val="single"/>
-          </w:rPr>
-          <w:t>11:33–35</w:t>
-        </w:r>
-      </w:hyperlink>
+      <w:r>
+        <w:rPr>
+          <w:lang w:val="hi_IN" w:bidi="hi_IN"/>
+        </w:rPr>
+        <w:t>11:33–35</w:t>
+      </w:r>
       <w:r>
         <w:rPr>
           <w:lang w:val="hi_IN" w:bidi="hi_IN"/>
         </w:rPr>
         <w:t xml:space="preserve">; </w:t>
       </w:r>
-      <w:hyperlink r:id="rId51">
-        <w:r>
-          <w:rPr>
-            <w:lang w:val="hi_IN" w:bidi="hi_IN"/>
-          </w:rPr>
-          <w:rPr>
-            <w:color w:val="0000EE"/>
-            <w:u w:val="single"/>
-          </w:rPr>
-          <w:t>12:3</w:t>
-        </w:r>
-      </w:hyperlink>
+      <w:r>
+        <w:rPr>
+          <w:lang w:val="hi_IN" w:bidi="hi_IN"/>
+        </w:rPr>
+        <w:t>12:3</w:t>
+      </w:r>
       <w:r>
         <w:rPr>
           <w:lang w:val="hi_IN" w:bidi="hi_IN"/>
         </w:rPr>
         <w:t>)। बुद्धिमान व्यक्ति जानता है कि परमप्रधान परमेश्वर वही ईश्वरों के परमेश्वर हैं, कि वह भविष्य को अपने हाथों में रखते हैं, और वह अपने लोगों को किसी भी विपदा से बचा सकते हैं (</w:t>
       </w:r>
-      <w:hyperlink r:id="rId52">
-        <w:r>
-          <w:rPr>
-            <w:lang w:val="hi_IN" w:bidi="hi_IN"/>
-          </w:rPr>
-          <w:rPr>
-            <w:color w:val="0000EE"/>
-            <w:u w:val="single"/>
-          </w:rPr>
-          <w:t>3:16–18</w:t>
-        </w:r>
-      </w:hyperlink>
+      <w:r>
+        <w:rPr>
+          <w:lang w:val="hi_IN" w:bidi="hi_IN"/>
+        </w:rPr>
+        <w:t>3:16–18</w:t>
+      </w:r>
       <w:r>
         <w:rPr>
           <w:lang w:val="hi_IN" w:bidi="hi_IN"/>
         </w:rPr>
         <w:t xml:space="preserve">; </w:t>
       </w:r>
-      <w:hyperlink r:id="rId53">
-        <w:r>
-          <w:rPr>
-            <w:lang w:val="hi_IN" w:bidi="hi_IN"/>
-          </w:rPr>
-          <w:rPr>
-            <w:color w:val="0000EE"/>
-            <w:u w:val="single"/>
-          </w:rPr>
-          <w:t>6:21–22</w:t>
-        </w:r>
-      </w:hyperlink>
+      <w:r>
+        <w:rPr>
+          <w:lang w:val="hi_IN" w:bidi="hi_IN"/>
+        </w:rPr>
+        <w:t>6:21–22</w:t>
+      </w:r>
       <w:r>
         <w:rPr>
           <w:lang w:val="hi_IN" w:bidi="hi_IN"/>
         </w:rPr>
         <w:t xml:space="preserve">; </w:t>
       </w:r>
-      <w:hyperlink r:id="rId54">
-        <w:r>
-          <w:rPr>
-            <w:lang w:val="hi_IN" w:bidi="hi_IN"/>
-          </w:rPr>
-          <w:rPr>
-            <w:color w:val="0000EE"/>
-            <w:u w:val="single"/>
-          </w:rPr>
-          <w:t>12:1–3</w:t>
-        </w:r>
-      </w:hyperlink>
+      <w:r>
+        <w:rPr>
+          <w:lang w:val="hi_IN" w:bidi="hi_IN"/>
+        </w:rPr>
+        <w:t>12:1–3</w:t>
+      </w:r>
       <w:r>
         <w:rPr>
           <w:lang w:val="hi_IN" w:bidi="hi_IN"/>
@@ -1350,54 +1074,36 @@
         </w:rPr>
         <w:t>भविष्यसूचक साहित्य की व्याख्या उसके चित्रण के उद्देश्य के अनुसार करना महत्वपूर्ण है। चित्रण के पीछे की वास्तविकता और सत्य क्या है? किसी अनुच्छेद के प्रतीकों की सही व्याख्या करने के लिए साहित्यिक संदर्भ और ऐतिहासिक पृष्ठभूमि की जांच की जानी चाहिए। कभी-कभी चित्रण की व्याख्या के लिए आवश्यक अंतर्दृष्टि पाठ के भीतर ही मिल जाती है (</w:t>
       </w:r>
-      <w:hyperlink r:id="rId55">
-        <w:r>
-          <w:rPr>
-            <w:lang w:val="hi_IN" w:bidi="hi_IN"/>
-          </w:rPr>
-          <w:rPr>
-            <w:color w:val="0000EE"/>
-            <w:u w:val="single"/>
-          </w:rPr>
-          <w:t>7:1–14</w:t>
-        </w:r>
-      </w:hyperlink>
+      <w:r>
+        <w:rPr>
+          <w:lang w:val="hi_IN" w:bidi="hi_IN"/>
+        </w:rPr>
+        <w:t>7:1–14</w:t>
+      </w:r>
       <w:r>
         <w:rPr>
           <w:lang w:val="hi_IN" w:bidi="hi_IN"/>
         </w:rPr>
         <w:t xml:space="preserve">, </w:t>
       </w:r>
-      <w:hyperlink r:id="rId56">
-        <w:r>
-          <w:rPr>
-            <w:lang w:val="hi_IN" w:bidi="hi_IN"/>
-          </w:rPr>
-          <w:rPr>
-            <w:color w:val="0000EE"/>
-            <w:u w:val="single"/>
-          </w:rPr>
-          <w:t>16–17</w:t>
-        </w:r>
-      </w:hyperlink>
+      <w:r>
+        <w:rPr>
+          <w:lang w:val="hi_IN" w:bidi="hi_IN"/>
+        </w:rPr>
+        <w:t>16–17</w:t>
+      </w:r>
       <w:r>
         <w:rPr>
           <w:lang w:val="hi_IN" w:bidi="hi_IN"/>
         </w:rPr>
         <w:t xml:space="preserve">, </w:t>
       </w:r>
-      <w:hyperlink r:id="rId57">
-        <w:r>
-          <w:rPr>
-            <w:lang w:val="hi_IN" w:bidi="hi_IN"/>
-          </w:rPr>
-          <w:rPr>
-            <w:color w:val="0000EE"/>
-            <w:u w:val="single"/>
-          </w:rPr>
-          <w:t>23–25</w:t>
-        </w:r>
-      </w:hyperlink>
+      <w:r>
+        <w:rPr>
+          <w:lang w:val="hi_IN" w:bidi="hi_IN"/>
+        </w:rPr>
+        <w:t>23–25</w:t>
+      </w:r>
       <w:r>
         <w:rPr>
           <w:lang w:val="hi_IN" w:bidi="hi_IN"/>
@@ -1454,594 +1160,396 @@
         </w:rPr>
         <w:t>दानिय्येल का मुख्य विषय यह है कि परमेश्वर सर्वप्रधान है: वह मानवता और सारी सृष्टि के लिए अपने उद्देश्यों को पूरा करेगें। इतिहास परमेश्वर के राज्य की ओर एक अटल यात्रा पर है, जिसमें परमेश्वर की संप्रभुता पूर्ण रूप से साकार होगी। परमेश्वर अपने लोगों का न्याय करते हैं और उन्हें बचाते हैं, सार्वभौमिक स्तर पर इतिहास को अपनी इच्छा के अनुसार नियंत्रित करते हैं, और अन्यजातिय राज्यों और राजाओं को उठाते या गिराते हैं। उन्होंने निर्धारित किया कि बँधुवाई कब समाप्त होगी (</w:t>
       </w:r>
-      <w:hyperlink r:id="rId58">
-        <w:r>
-          <w:rPr>
-            <w:lang w:val="hi_IN" w:bidi="hi_IN"/>
-          </w:rPr>
-          <w:rPr>
-            <w:color w:val="0000EE"/>
-            <w:u w:val="single"/>
-          </w:rPr>
-          <w:t>9:18–19</w:t>
-        </w:r>
-      </w:hyperlink>
+      <w:r>
+        <w:rPr>
+          <w:lang w:val="hi_IN" w:bidi="hi_IN"/>
+        </w:rPr>
+        <w:t>9:18–19</w:t>
+      </w:r>
       <w:r>
         <w:rPr>
           <w:lang w:val="hi_IN" w:bidi="hi_IN"/>
         </w:rPr>
         <w:t>), और वह बुराई की शक्तियों को पराजित और नियंत्रित करते है (</w:t>
       </w:r>
-      <w:hyperlink r:id="rId59">
-        <w:r>
-          <w:rPr>
-            <w:lang w:val="hi_IN" w:bidi="hi_IN"/>
-          </w:rPr>
-          <w:rPr>
-            <w:color w:val="0000EE"/>
-            <w:u w:val="single"/>
-          </w:rPr>
-          <w:t>4:30</w:t>
-        </w:r>
-      </w:hyperlink>
+      <w:r>
+        <w:rPr>
+          <w:lang w:val="hi_IN" w:bidi="hi_IN"/>
+        </w:rPr>
+        <w:t>4:30</w:t>
+      </w:r>
       <w:r>
         <w:rPr>
           <w:lang w:val="hi_IN" w:bidi="hi_IN"/>
         </w:rPr>
         <w:t xml:space="preserve">, </w:t>
       </w:r>
-      <w:hyperlink r:id="rId60">
-        <w:r>
-          <w:rPr>
-            <w:lang w:val="hi_IN" w:bidi="hi_IN"/>
-          </w:rPr>
-          <w:rPr>
-            <w:color w:val="0000EE"/>
-            <w:u w:val="single"/>
-          </w:rPr>
-          <w:t>32</w:t>
-        </w:r>
-      </w:hyperlink>
+      <w:r>
+        <w:rPr>
+          <w:lang w:val="hi_IN" w:bidi="hi_IN"/>
+        </w:rPr>
+        <w:t>32</w:t>
+      </w:r>
       <w:r>
         <w:rPr>
           <w:lang w:val="hi_IN" w:bidi="hi_IN"/>
         </w:rPr>
         <w:t xml:space="preserve">; </w:t>
       </w:r>
-      <w:hyperlink r:id="rId61">
-        <w:r>
-          <w:rPr>
-            <w:lang w:val="hi_IN" w:bidi="hi_IN"/>
-          </w:rPr>
-          <w:rPr>
-            <w:color w:val="0000EE"/>
-            <w:u w:val="single"/>
-          </w:rPr>
-          <w:t>7:8</w:t>
-        </w:r>
-      </w:hyperlink>
+      <w:r>
+        <w:rPr>
+          <w:lang w:val="hi_IN" w:bidi="hi_IN"/>
+        </w:rPr>
+        <w:t>7:8</w:t>
+      </w:r>
       <w:r>
         <w:rPr>
           <w:lang w:val="hi_IN" w:bidi="hi_IN"/>
         </w:rPr>
         <w:t xml:space="preserve">, </w:t>
       </w:r>
-      <w:hyperlink r:id="rId62">
-        <w:r>
-          <w:rPr>
-            <w:lang w:val="hi_IN" w:bidi="hi_IN"/>
-          </w:rPr>
-          <w:rPr>
-            <w:color w:val="0000EE"/>
-            <w:u w:val="single"/>
-          </w:rPr>
-          <w:t>20–21</w:t>
-        </w:r>
-      </w:hyperlink>
+      <w:r>
+        <w:rPr>
+          <w:lang w:val="hi_IN" w:bidi="hi_IN"/>
+        </w:rPr>
+        <w:t>20–21</w:t>
+      </w:r>
       <w:r>
         <w:rPr>
           <w:lang w:val="hi_IN" w:bidi="hi_IN"/>
         </w:rPr>
         <w:t xml:space="preserve">; </w:t>
       </w:r>
-      <w:hyperlink r:id="rId63">
-        <w:r>
-          <w:rPr>
-            <w:lang w:val="hi_IN" w:bidi="hi_IN"/>
-          </w:rPr>
-          <w:rPr>
-            <w:color w:val="0000EE"/>
-            <w:u w:val="single"/>
-          </w:rPr>
-          <w:t>10:13</w:t>
-        </w:r>
-      </w:hyperlink>
+      <w:r>
+        <w:rPr>
+          <w:lang w:val="hi_IN" w:bidi="hi_IN"/>
+        </w:rPr>
+        <w:t>10:13</w:t>
+      </w:r>
       <w:r>
         <w:rPr>
           <w:lang w:val="hi_IN" w:bidi="hi_IN"/>
         </w:rPr>
         <w:t xml:space="preserve">; </w:t>
       </w:r>
-      <w:hyperlink r:id="rId64">
-        <w:r>
-          <w:rPr>
-            <w:lang w:val="hi_IN" w:bidi="hi_IN"/>
-          </w:rPr>
-          <w:rPr>
-            <w:color w:val="0000EE"/>
-            <w:u w:val="single"/>
-          </w:rPr>
-          <w:t>11:28</w:t>
-        </w:r>
-      </w:hyperlink>
+      <w:r>
+        <w:rPr>
+          <w:lang w:val="hi_IN" w:bidi="hi_IN"/>
+        </w:rPr>
+        <w:t>11:28</w:t>
+      </w:r>
       <w:r>
         <w:rPr>
           <w:lang w:val="hi_IN" w:bidi="hi_IN"/>
         </w:rPr>
         <w:t xml:space="preserve">, </w:t>
       </w:r>
-      <w:hyperlink r:id="rId65">
-        <w:r>
-          <w:rPr>
-            <w:lang w:val="hi_IN" w:bidi="hi_IN"/>
-          </w:rPr>
-          <w:rPr>
-            <w:color w:val="0000EE"/>
-            <w:u w:val="single"/>
-          </w:rPr>
-          <w:t>30–32</w:t>
-        </w:r>
-      </w:hyperlink>
+      <w:r>
+        <w:rPr>
+          <w:lang w:val="hi_IN" w:bidi="hi_IN"/>
+        </w:rPr>
+        <w:t>30–32</w:t>
+      </w:r>
       <w:r>
         <w:rPr>
           <w:lang w:val="hi_IN" w:bidi="hi_IN"/>
         </w:rPr>
         <w:t>)। स्वर्गीय शक्तियां उनके आगे सिर झुकाती हैं (</w:t>
       </w:r>
-      <w:hyperlink r:id="rId66">
-        <w:r>
-          <w:rPr>
-            <w:lang w:val="hi_IN" w:bidi="hi_IN"/>
-          </w:rPr>
-          <w:rPr>
-            <w:color w:val="0000EE"/>
-            <w:u w:val="single"/>
-          </w:rPr>
-          <w:t>3:28</w:t>
-        </w:r>
-      </w:hyperlink>
+      <w:r>
+        <w:rPr>
+          <w:lang w:val="hi_IN" w:bidi="hi_IN"/>
+        </w:rPr>
+        <w:t>3:28</w:t>
+      </w:r>
       <w:r>
         <w:rPr>
           <w:lang w:val="hi_IN" w:bidi="hi_IN"/>
         </w:rPr>
         <w:t xml:space="preserve">; </w:t>
       </w:r>
-      <w:hyperlink r:id="rId67">
-        <w:r>
-          <w:rPr>
-            <w:lang w:val="hi_IN" w:bidi="hi_IN"/>
-          </w:rPr>
-          <w:rPr>
-            <w:color w:val="0000EE"/>
-            <w:u w:val="single"/>
-          </w:rPr>
-          <w:t>4:23</w:t>
-        </w:r>
-      </w:hyperlink>
+      <w:r>
+        <w:rPr>
+          <w:lang w:val="hi_IN" w:bidi="hi_IN"/>
+        </w:rPr>
+        <w:t>4:23</w:t>
+      </w:r>
       <w:r>
         <w:rPr>
           <w:lang w:val="hi_IN" w:bidi="hi_IN"/>
         </w:rPr>
         <w:t xml:space="preserve">, </w:t>
       </w:r>
-      <w:hyperlink r:id="rId68">
-        <w:r>
-          <w:rPr>
-            <w:lang w:val="hi_IN" w:bidi="hi_IN"/>
-          </w:rPr>
-          <w:rPr>
-            <w:color w:val="0000EE"/>
-            <w:u w:val="single"/>
-          </w:rPr>
-          <w:t>35</w:t>
-        </w:r>
-      </w:hyperlink>
+      <w:r>
+        <w:rPr>
+          <w:lang w:val="hi_IN" w:bidi="hi_IN"/>
+        </w:rPr>
+        <w:t>35</w:t>
+      </w:r>
       <w:r>
         <w:rPr>
           <w:lang w:val="hi_IN" w:bidi="hi_IN"/>
         </w:rPr>
         <w:t xml:space="preserve">; </w:t>
       </w:r>
-      <w:hyperlink r:id="rId69">
-        <w:r>
-          <w:rPr>
-            <w:lang w:val="hi_IN" w:bidi="hi_IN"/>
-          </w:rPr>
-          <w:rPr>
-            <w:color w:val="0000EE"/>
-            <w:u w:val="single"/>
-          </w:rPr>
-          <w:t>5:5</w:t>
-        </w:r>
-      </w:hyperlink>
+      <w:r>
+        <w:rPr>
+          <w:lang w:val="hi_IN" w:bidi="hi_IN"/>
+        </w:rPr>
+        <w:t>5:5</w:t>
+      </w:r>
       <w:r>
         <w:rPr>
           <w:lang w:val="hi_IN" w:bidi="hi_IN"/>
         </w:rPr>
         <w:t xml:space="preserve">; </w:t>
       </w:r>
-      <w:hyperlink r:id="rId70">
-        <w:r>
-          <w:rPr>
-            <w:lang w:val="hi_IN" w:bidi="hi_IN"/>
-          </w:rPr>
-          <w:rPr>
-            <w:color w:val="0000EE"/>
-            <w:u w:val="single"/>
-          </w:rPr>
-          <w:t>6:21</w:t>
-        </w:r>
-      </w:hyperlink>
+      <w:r>
+        <w:rPr>
+          <w:lang w:val="hi_IN" w:bidi="hi_IN"/>
+        </w:rPr>
+        <w:t>6:21</w:t>
+      </w:r>
       <w:r>
         <w:rPr>
           <w:lang w:val="hi_IN" w:bidi="hi_IN"/>
         </w:rPr>
         <w:t xml:space="preserve">; </w:t>
       </w:r>
-      <w:hyperlink r:id="rId71">
-        <w:r>
-          <w:rPr>
-            <w:lang w:val="hi_IN" w:bidi="hi_IN"/>
-          </w:rPr>
-          <w:rPr>
-            <w:color w:val="0000EE"/>
-            <w:u w:val="single"/>
-          </w:rPr>
-          <w:t>8:16</w:t>
-        </w:r>
-      </w:hyperlink>
+      <w:r>
+        <w:rPr>
+          <w:lang w:val="hi_IN" w:bidi="hi_IN"/>
+        </w:rPr>
+        <w:t>8:16</w:t>
+      </w:r>
       <w:r>
         <w:rPr>
           <w:lang w:val="hi_IN" w:bidi="hi_IN"/>
         </w:rPr>
         <w:t xml:space="preserve">; </w:t>
       </w:r>
-      <w:hyperlink r:id="rId72">
-        <w:r>
-          <w:rPr>
-            <w:lang w:val="hi_IN" w:bidi="hi_IN"/>
-          </w:rPr>
-          <w:rPr>
-            <w:color w:val="0000EE"/>
-            <w:u w:val="single"/>
-          </w:rPr>
-          <w:t>9:21</w:t>
-        </w:r>
-      </w:hyperlink>
+      <w:r>
+        <w:rPr>
+          <w:lang w:val="hi_IN" w:bidi="hi_IN"/>
+        </w:rPr>
+        <w:t>9:21</w:t>
+      </w:r>
       <w:r>
         <w:rPr>
           <w:lang w:val="hi_IN" w:bidi="hi_IN"/>
         </w:rPr>
         <w:t xml:space="preserve">; </w:t>
       </w:r>
-      <w:hyperlink r:id="rId73">
-        <w:r>
-          <w:rPr>
-            <w:lang w:val="hi_IN" w:bidi="hi_IN"/>
-          </w:rPr>
-          <w:rPr>
-            <w:color w:val="0000EE"/>
-            <w:u w:val="single"/>
-          </w:rPr>
-          <w:t>10:5</w:t>
-        </w:r>
-      </w:hyperlink>
+      <w:r>
+        <w:rPr>
+          <w:lang w:val="hi_IN" w:bidi="hi_IN"/>
+        </w:rPr>
+        <w:t>10:5</w:t>
+      </w:r>
       <w:r>
         <w:rPr>
           <w:lang w:val="hi_IN" w:bidi="hi_IN"/>
         </w:rPr>
         <w:t xml:space="preserve">, </w:t>
       </w:r>
-      <w:hyperlink r:id="rId63">
-        <w:r>
-          <w:rPr>
-            <w:lang w:val="hi_IN" w:bidi="hi_IN"/>
-          </w:rPr>
-          <w:rPr>
-            <w:color w:val="0000EE"/>
-            <w:u w:val="single"/>
-          </w:rPr>
-          <w:t>13</w:t>
-        </w:r>
-      </w:hyperlink>
+      <w:r>
+        <w:rPr>
+          <w:lang w:val="hi_IN" w:bidi="hi_IN"/>
+        </w:rPr>
+        <w:t>13</w:t>
+      </w:r>
       <w:r>
         <w:rPr>
           <w:lang w:val="hi_IN" w:bidi="hi_IN"/>
         </w:rPr>
         <w:t xml:space="preserve">; </w:t>
       </w:r>
-      <w:hyperlink r:id="rId74">
-        <w:r>
-          <w:rPr>
-            <w:lang w:val="hi_IN" w:bidi="hi_IN"/>
-          </w:rPr>
-          <w:rPr>
-            <w:color w:val="0000EE"/>
-            <w:u w:val="single"/>
-          </w:rPr>
-          <w:t>12:1</w:t>
-        </w:r>
-      </w:hyperlink>
+      <w:r>
+        <w:rPr>
+          <w:lang w:val="hi_IN" w:bidi="hi_IN"/>
+        </w:rPr>
+        <w:t>12:1</w:t>
+      </w:r>
       <w:r>
         <w:rPr>
           <w:lang w:val="hi_IN" w:bidi="hi_IN"/>
         </w:rPr>
         <w:t>), और उनके पास मृतकों को जीवित करने की शक्ति है (</w:t>
       </w:r>
-      <w:hyperlink r:id="rId54">
-        <w:r>
-          <w:rPr>
-            <w:lang w:val="hi_IN" w:bidi="hi_IN"/>
-          </w:rPr>
-          <w:rPr>
-            <w:color w:val="0000EE"/>
-            <w:u w:val="single"/>
-          </w:rPr>
-          <w:t>12:1–3</w:t>
-        </w:r>
-      </w:hyperlink>
+      <w:r>
+        <w:rPr>
+          <w:lang w:val="hi_IN" w:bidi="hi_IN"/>
+        </w:rPr>
+        <w:t>12:1–3</w:t>
+      </w:r>
       <w:r>
         <w:rPr>
           <w:lang w:val="hi_IN" w:bidi="hi_IN"/>
         </w:rPr>
         <w:t>)। उनकी बुद्धि सभी चीजों को नियंत्रित करती है (</w:t>
       </w:r>
-      <w:hyperlink r:id="rId75">
-        <w:r>
-          <w:rPr>
-            <w:lang w:val="hi_IN" w:bidi="hi_IN"/>
-          </w:rPr>
-          <w:rPr>
-            <w:color w:val="0000EE"/>
-            <w:u w:val="single"/>
-          </w:rPr>
-          <w:t>3:18</w:t>
-        </w:r>
-      </w:hyperlink>
+      <w:r>
+        <w:rPr>
+          <w:lang w:val="hi_IN" w:bidi="hi_IN"/>
+        </w:rPr>
+        <w:t>3:18</w:t>
+      </w:r>
       <w:r>
         <w:rPr>
           <w:lang w:val="hi_IN" w:bidi="hi_IN"/>
         </w:rPr>
         <w:t xml:space="preserve">; </w:t>
       </w:r>
-      <w:hyperlink r:id="rId76">
-        <w:r>
-          <w:rPr>
-            <w:lang w:val="hi_IN" w:bidi="hi_IN"/>
-          </w:rPr>
-          <w:rPr>
-            <w:color w:val="0000EE"/>
-            <w:u w:val="single"/>
-          </w:rPr>
-          <w:t>11:35</w:t>
-        </w:r>
-      </w:hyperlink>
+      <w:r>
+        <w:rPr>
+          <w:lang w:val="hi_IN" w:bidi="hi_IN"/>
+        </w:rPr>
+        <w:t>11:35</w:t>
+      </w:r>
       <w:r>
         <w:rPr>
           <w:lang w:val="hi_IN" w:bidi="hi_IN"/>
         </w:rPr>
         <w:t>)। वह उन लोगों का चयन और अनुमोदन करते हैं जो उनकी दृष्टि में प्रिय और अति प्रतिष्ठित हैं (</w:t>
       </w:r>
-      <w:hyperlink r:id="rId77">
-        <w:r>
-          <w:rPr>
-            <w:lang w:val="hi_IN" w:bidi="hi_IN"/>
-          </w:rPr>
-          <w:rPr>
-            <w:color w:val="0000EE"/>
-            <w:u w:val="single"/>
-          </w:rPr>
-          <w:t>9:23</w:t>
-        </w:r>
-      </w:hyperlink>
+      <w:r>
+        <w:rPr>
+          <w:lang w:val="hi_IN" w:bidi="hi_IN"/>
+        </w:rPr>
+        <w:t>9:23</w:t>
+      </w:r>
       <w:r>
         <w:rPr>
           <w:lang w:val="hi_IN" w:bidi="hi_IN"/>
         </w:rPr>
         <w:t xml:space="preserve">; </w:t>
       </w:r>
-      <w:hyperlink r:id="rId78">
-        <w:r>
-          <w:rPr>
-            <w:lang w:val="hi_IN" w:bidi="hi_IN"/>
-          </w:rPr>
-          <w:rPr>
-            <w:color w:val="0000EE"/>
-            <w:u w:val="single"/>
-          </w:rPr>
-          <w:t>10:11</w:t>
-        </w:r>
-      </w:hyperlink>
+      <w:r>
+        <w:rPr>
+          <w:lang w:val="hi_IN" w:bidi="hi_IN"/>
+        </w:rPr>
+        <w:t>10:11</w:t>
+      </w:r>
       <w:r>
         <w:rPr>
           <w:lang w:val="hi_IN" w:bidi="hi_IN"/>
         </w:rPr>
         <w:t xml:space="preserve">, </w:t>
       </w:r>
-      <w:hyperlink r:id="rId79">
-        <w:r>
-          <w:rPr>
-            <w:lang w:val="hi_IN" w:bidi="hi_IN"/>
-          </w:rPr>
-          <w:rPr>
-            <w:color w:val="0000EE"/>
-            <w:u w:val="single"/>
-          </w:rPr>
-          <w:t>19</w:t>
-        </w:r>
-      </w:hyperlink>
+      <w:r>
+        <w:rPr>
+          <w:lang w:val="hi_IN" w:bidi="hi_IN"/>
+        </w:rPr>
+        <w:t>19</w:t>
+      </w:r>
       <w:r>
         <w:rPr>
           <w:lang w:val="hi_IN" w:bidi="hi_IN"/>
         </w:rPr>
         <w:t>)। परमेश्वर अपने राज्य को सारी पृथ्वी पर सदा के लिए स्थापित करते हैं, और उनके लोग अपने राजा, मनुष्य के पुत्र (</w:t>
       </w:r>
-      <w:hyperlink r:id="rId80">
-        <w:r>
-          <w:rPr>
-            <w:lang w:val="hi_IN" w:bidi="hi_IN"/>
-          </w:rPr>
-          <w:rPr>
-            <w:color w:val="0000EE"/>
-            <w:u w:val="single"/>
-          </w:rPr>
-          <w:t>7:13</w:t>
-        </w:r>
-      </w:hyperlink>
+      <w:r>
+        <w:rPr>
+          <w:lang w:val="hi_IN" w:bidi="hi_IN"/>
+        </w:rPr>
+        <w:t>7:13</w:t>
+      </w:r>
       <w:r>
         <w:rPr>
           <w:lang w:val="hi_IN" w:bidi="hi_IN"/>
         </w:rPr>
         <w:t xml:space="preserve">, </w:t>
       </w:r>
-      <w:hyperlink r:id="rId81">
-        <w:r>
-          <w:rPr>
-            <w:lang w:val="hi_IN" w:bidi="hi_IN"/>
-          </w:rPr>
-          <w:rPr>
-            <w:color w:val="0000EE"/>
-            <w:u w:val="single"/>
-          </w:rPr>
-          <w:t>22</w:t>
-        </w:r>
-      </w:hyperlink>
+      <w:r>
+        <w:rPr>
+          <w:lang w:val="hi_IN" w:bidi="hi_IN"/>
+        </w:rPr>
+        <w:t>22</w:t>
+      </w:r>
       <w:r>
         <w:rPr>
           <w:lang w:val="hi_IN" w:bidi="hi_IN"/>
         </w:rPr>
         <w:t xml:space="preserve">; </w:t>
       </w:r>
-      <w:hyperlink r:id="rId82">
-        <w:r>
-          <w:rPr>
-            <w:lang w:val="hi_IN" w:bidi="hi_IN"/>
-          </w:rPr>
-          <w:rPr>
-            <w:color w:val="0000EE"/>
-            <w:u w:val="single"/>
-          </w:rPr>
-          <w:t>भज 110:1</w:t>
-        </w:r>
-      </w:hyperlink>
+      <w:r>
+        <w:rPr>
+          <w:lang w:val="hi_IN" w:bidi="hi_IN"/>
+        </w:rPr>
+        <w:t>भज 110:1</w:t>
+      </w:r>
       <w:r>
         <w:rPr>
           <w:lang w:val="hi_IN" w:bidi="hi_IN"/>
         </w:rPr>
         <w:t xml:space="preserve">; </w:t>
       </w:r>
-      <w:hyperlink r:id="rId83">
-        <w:r>
-          <w:rPr>
-            <w:lang w:val="hi_IN" w:bidi="hi_IN"/>
-          </w:rPr>
-          <w:rPr>
-            <w:color w:val="0000EE"/>
-            <w:u w:val="single"/>
-          </w:rPr>
-          <w:t>मत्ती 24:27–44</w:t>
-        </w:r>
-      </w:hyperlink>
+      <w:r>
+        <w:rPr>
+          <w:lang w:val="hi_IN" w:bidi="hi_IN"/>
+        </w:rPr>
+        <w:t>मत्ती 24:27–44</w:t>
+      </w:r>
       <w:r>
         <w:rPr>
           <w:lang w:val="hi_IN" w:bidi="hi_IN"/>
         </w:rPr>
         <w:t xml:space="preserve">; </w:t>
       </w:r>
-      <w:hyperlink r:id="rId84">
-        <w:r>
-          <w:rPr>
-            <w:lang w:val="hi_IN" w:bidi="hi_IN"/>
-          </w:rPr>
-          <w:rPr>
-            <w:color w:val="0000EE"/>
-            <w:u w:val="single"/>
-          </w:rPr>
-          <w:t>25:31</w:t>
-        </w:r>
-      </w:hyperlink>
+      <w:r>
+        <w:rPr>
+          <w:lang w:val="hi_IN" w:bidi="hi_IN"/>
+        </w:rPr>
+        <w:t>25:31</w:t>
+      </w:r>
       <w:r>
         <w:rPr>
           <w:lang w:val="hi_IN" w:bidi="hi_IN"/>
         </w:rPr>
         <w:t xml:space="preserve">; </w:t>
       </w:r>
-      <w:hyperlink r:id="rId85">
-        <w:r>
-          <w:rPr>
-            <w:lang w:val="hi_IN" w:bidi="hi_IN"/>
-          </w:rPr>
-          <w:rPr>
-            <w:color w:val="0000EE"/>
-            <w:u w:val="single"/>
-          </w:rPr>
-          <w:t>26:2</w:t>
-        </w:r>
-      </w:hyperlink>
+      <w:r>
+        <w:rPr>
+          <w:lang w:val="hi_IN" w:bidi="hi_IN"/>
+        </w:rPr>
+        <w:t>26:2</w:t>
+      </w:r>
       <w:r>
         <w:rPr>
           <w:lang w:val="hi_IN" w:bidi="hi_IN"/>
         </w:rPr>
         <w:t xml:space="preserve">, </w:t>
       </w:r>
-      <w:hyperlink r:id="rId86">
-        <w:r>
-          <w:rPr>
-            <w:lang w:val="hi_IN" w:bidi="hi_IN"/>
-          </w:rPr>
-          <w:rPr>
-            <w:color w:val="0000EE"/>
-            <w:u w:val="single"/>
-          </w:rPr>
-          <w:t>64</w:t>
-        </w:r>
-      </w:hyperlink>
+      <w:r>
+        <w:rPr>
+          <w:lang w:val="hi_IN" w:bidi="hi_IN"/>
+        </w:rPr>
+        <w:t>64</w:t>
+      </w:r>
       <w:r>
         <w:rPr>
           <w:lang w:val="hi_IN" w:bidi="hi_IN"/>
         </w:rPr>
         <w:t xml:space="preserve">; </w:t>
       </w:r>
-      <w:hyperlink r:id="rId87">
-        <w:r>
-          <w:rPr>
-            <w:lang w:val="hi_IN" w:bidi="hi_IN"/>
-          </w:rPr>
-          <w:rPr>
-            <w:color w:val="0000EE"/>
-            <w:u w:val="single"/>
-          </w:rPr>
-          <w:t>मरकुस 14:62</w:t>
-        </w:r>
-      </w:hyperlink>
+      <w:r>
+        <w:rPr>
+          <w:lang w:val="hi_IN" w:bidi="hi_IN"/>
+        </w:rPr>
+        <w:t>मरकुस 14:62</w:t>
+      </w:r>
       <w:r>
         <w:rPr>
           <w:lang w:val="hi_IN" w:bidi="hi_IN"/>
         </w:rPr>
         <w:t xml:space="preserve">; </w:t>
       </w:r>
-      <w:hyperlink r:id="rId88">
-        <w:r>
-          <w:rPr>
-            <w:lang w:val="hi_IN" w:bidi="hi_IN"/>
-          </w:rPr>
-          <w:rPr>
-            <w:color w:val="0000EE"/>
-            <w:u w:val="single"/>
-          </w:rPr>
-          <w:t>प्रका 1:7</w:t>
-        </w:r>
-      </w:hyperlink>
+      <w:r>
+        <w:rPr>
+          <w:lang w:val="hi_IN" w:bidi="hi_IN"/>
+        </w:rPr>
+        <w:t>प्रका 1:7</w:t>
+      </w:r>
       <w:r>
         <w:rPr>
           <w:lang w:val="hi_IN" w:bidi="hi_IN"/>
